--- a/docs/KubeMart-App-Guide.docx
+++ b/docs/KubeMart-App-Guide.docx
@@ -37,7 +37,7 @@
           <w:color w:val="5B6475"/>
           <w:sz w:val="28"/>
         </w:rPr>
-        <w:t>Five microservices in Python, Go, Rust and Java, a 3-member PostgreSQL cluster and Valkey, Prometheus and Grafana, GitHub Actions and Argo CD</w:t>
+        <w:t>Five microservices in Python, Go, Rust and Java, a 3-member PostgreSQL cluster and Valkey, Prometheus, Grafana and Loki, GitHub Actions and Argo CD</w:t>
       </w:r>
     </w:p>
     <w:p>
@@ -1568,7 +1568,7 @@
         <w:t>Edge:</w:t>
       </w:r>
       <w:r>
-        <w:t xml:space="preserve"> three load balancers: the production shop, the stage shop, and one shared by the tools (Argo CD, Grafana and Kibana).</w:t>
+        <w:t xml:space="preserve"> three load balancers: the production shop, the stage shop, and one shared by the tools (Argo CD and Grafana).</w:t>
       </w:r>
     </w:p>
     <w:p>
@@ -1671,7 +1671,7 @@
         <w:t>metrics</w:t>
       </w:r>
       <w:r>
-        <w:t xml:space="preserve"> (Prometheus collects numbers, Grafana draws them and alerts) and </w:t>
+        <w:t xml:space="preserve"> (Prometheus collects numbers, Alertmanager sends alerts to Slack) and </w:t>
       </w:r>
       <w:r>
         <w:rPr>
@@ -1680,7 +1680,7 @@
         <w:t>logs</w:t>
       </w:r>
       <w:r>
-        <w:t xml:space="preserve"> (Fluent Bit collects every log line, Elasticsearch stores them, Kibana searches them).</w:t>
+        <w:t xml:space="preserve"> (Grafana Alloy collects every log line and every Kubernetes event, Loki stores them in S3). Grafana shows both on one screen.</w:t>
       </w:r>
     </w:p>
     <w:p>
@@ -2085,7 +2085,7 @@
     </w:p>
     <w:p>
       <w:r>
-        <w:t>Each step writes a log line (search it in Kibana) and updates a metric (watch it in Grafana).</w:t>
+        <w:t>Each step writes a log line and updates a metric; Grafana shows both.</w:t>
       </w:r>
     </w:p>
     <w:p>
@@ -3624,7 +3624,7 @@
         <w:t>message</w:t>
       </w:r>
       <w:r>
-        <w:t>), so Elasticsearch never sees one field with two types.</w:t>
+        <w:t>), so one search finds the same field in every service.</w:t>
       </w:r>
     </w:p>
     <w:p>
@@ -6391,7 +6391,18 @@
         <w:t>warning</w:t>
       </w:r>
       <w:r>
-        <w:t xml:space="preserve"> in stage. Alertmanager receives them; add a Slack or e-mail receiver to actually be notified.</w:t>
+        <w:t xml:space="preserve"> in stage. Alertmanager posts them to Slack (red for critical, orange for warning, green when resolved) once the GitHub secret </w:t>
+      </w:r>
+      <w:r>
+        <w:rPr>
+          <w:rFonts w:ascii="Consolas" w:hAnsi="Consolas" w:eastAsia="Consolas"/>
+          <w:color w:val="B3261E"/>
+          <w:sz w:val="19"/>
+        </w:rPr>
+        <w:t>ALERT_SLACK_WEBHOOK_URL</w:t>
+      </w:r>
+      <w:r>
+        <w:t xml:space="preserve"> is set; until then they are visible in Grafana.</w:t>
       </w:r>
     </w:p>
     <w:p>
@@ -6399,7 +6410,7 @@
         <w:pStyle w:val="Heading2"/>
       </w:pPr>
       <w:r>
-        <w:t>Logs: Elasticsearch and Kibana</w:t>
+        <w:t>Logs: Loki, in the same Grafana</w:t>
       </w:r>
     </w:p>
     <w:p>
@@ -6431,7 +6442,78 @@
         <w:t>why</w:t>
       </w:r>
       <w:r>
-        <w:t>. Every service writes JSON lines, Fluent Bit ships them to Elasticsearch, and Kibana searches them:</w:t>
+        <w:t xml:space="preserve">. Every service writes JSON lines; </w:t>
+      </w:r>
+      <w:r>
+        <w:rPr>
+          <w:b/>
+        </w:rPr>
+        <w:t>Grafana Alloy</w:t>
+      </w:r>
+      <w:r>
+        <w:t xml:space="preserve"> on every node reads them and sends them to </w:t>
+      </w:r>
+      <w:r>
+        <w:rPr>
+          <w:b/>
+        </w:rPr>
+        <w:t>Loki</w:t>
+      </w:r>
+      <w:r>
+        <w:t xml:space="preserve">, which keeps them in S3. Each line is labelled with </w:t>
+      </w:r>
+      <w:r>
+        <w:rPr>
+          <w:rFonts w:ascii="Consolas" w:hAnsi="Consolas" w:eastAsia="Consolas"/>
+          <w:color w:val="B3261E"/>
+          <w:sz w:val="19"/>
+        </w:rPr>
+        <w:t>namespace</w:t>
+      </w:r>
+      <w:r>
+        <w:t xml:space="preserve">, </w:t>
+      </w:r>
+      <w:r>
+        <w:rPr>
+          <w:rFonts w:ascii="Consolas" w:hAnsi="Consolas" w:eastAsia="Consolas"/>
+          <w:color w:val="B3261E"/>
+          <w:sz w:val="19"/>
+        </w:rPr>
+        <w:t>pod</w:t>
+      </w:r>
+      <w:r>
+        <w:t xml:space="preserve">, </w:t>
+      </w:r>
+      <w:r>
+        <w:rPr>
+          <w:rFonts w:ascii="Consolas" w:hAnsi="Consolas" w:eastAsia="Consolas"/>
+          <w:color w:val="B3261E"/>
+          <w:sz w:val="19"/>
+        </w:rPr>
+        <w:t>container</w:t>
+      </w:r>
+      <w:r>
+        <w:t xml:space="preserve"> and </w:t>
+      </w:r>
+      <w:r>
+        <w:rPr>
+          <w:rFonts w:ascii="Consolas" w:hAnsi="Consolas" w:eastAsia="Consolas"/>
+          <w:color w:val="B3261E"/>
+          <w:sz w:val="19"/>
+        </w:rPr>
+        <w:t>level</w:t>
+      </w:r>
+      <w:r>
+        <w:t xml:space="preserve">, so a search starts with labels and then filters the text (LogQL, in Grafana's </w:t>
+      </w:r>
+      <w:r>
+        <w:rPr>
+          <w:i/>
+        </w:rPr>
+        <w:t>Explore</w:t>
+      </w:r>
+      <w:r>
+        <w:t>):</w:t>
       </w:r>
     </w:p>
     <w:tbl>
@@ -6471,7 +6553,7 @@
                 <w:color w:val="1F2937"/>
                 <w:sz w:val="17"/>
               </w:rPr>
-              <w:t>kubernetes.container_name : "orders" and log_level : "error"</w:t>
+              <w:t>{namespace="kubemart-prod", container="orders", level="error"}</w:t>
             </w:r>
           </w:p>
           <w:p>
@@ -6484,7 +6566,7 @@
                 <w:color w:val="1F2937"/>
                 <w:sz w:val="17"/>
               </w:rPr>
-              <w:t>message : "stock release failed"</w:t>
+              <w:t>{namespace="kubemart-prod"} |= "ord-3f9a1c2b7d4e"</w:t>
             </w:r>
           </w:p>
           <w:p>
@@ -6497,7 +6579,20 @@
                 <w:color w:val="1F2937"/>
                 <w:sz w:val="17"/>
               </w:rPr>
-              <w:t>orderId : "ord-3f9a1c2b7d4e"</w:t>
+              <w:t>{namespace="kubemart-prod", container="payment"} | json | message="payment processed"</w:t>
+            </w:r>
+          </w:p>
+          <w:p>
+            <w:pPr>
+              <w:spacing w:after="0" w:line="240" w:lineRule="auto"/>
+            </w:pPr>
+            <w:r>
+              <w:rPr>
+                <w:rFonts w:ascii="Consolas" w:hAnsi="Consolas" w:eastAsia="Consolas"/>
+                <w:color w:val="1F2937"/>
+                <w:sz w:val="17"/>
+              </w:rPr>
+              <w:t>{job="kubernetes-events", namespace="kubemart-prod"} |= "type=Warning"</w:t>
             </w:r>
           </w:p>
         </w:tc>
@@ -6510,7 +6605,39 @@
     </w:p>
     <w:p>
       <w:r>
-        <w:t xml:space="preserve">A typical investigation: the Grafana alert </w:t>
+        <w:t xml:space="preserve">The last one shows </w:t>
+      </w:r>
+      <w:r>
+        <w:rPr>
+          <w:b/>
+        </w:rPr>
+        <w:t>Kubernetes events</w:t>
+      </w:r>
+      <w:r>
+        <w:t xml:space="preserve">: </w:t>
+      </w:r>
+      <w:r>
+        <w:rPr>
+          <w:i/>
+        </w:rPr>
+        <w:t>OOMKilled</w:t>
+      </w:r>
+      <w:r>
+        <w:t xml:space="preserve">, </w:t>
+      </w:r>
+      <w:r>
+        <w:rPr>
+          <w:i/>
+        </w:rPr>
+        <w:t>BackOff</w:t>
+      </w:r>
+      <w:r>
+        <w:t>, failed health checks, a pod that cannot be scheduled. Kubernetes forgets them after an hour; Loki keeps them. Alloy also reads the previous run of a crashed container, so the last lines before a crash are there too.</w:t>
+      </w:r>
+    </w:p>
+    <w:p>
+      <w:r>
+        <w:t xml:space="preserve">A typical investigation: Slack shows the alert </w:t>
       </w:r>
       <w:r>
         <w:rPr>
@@ -6519,7 +6646,27 @@
         <w:t>KubeMartHighErrorRate</w:t>
       </w:r>
       <w:r>
-        <w:t xml:space="preserve"> names the service and the time; Kibana then shows the exact error lines from that service at that time.</w:t>
+        <w:t xml:space="preserve"> for </w:t>
+      </w:r>
+      <w:r>
+        <w:rPr>
+          <w:rFonts w:ascii="Consolas" w:hAnsi="Consolas" w:eastAsia="Consolas"/>
+          <w:color w:val="B3261E"/>
+          <w:sz w:val="19"/>
+        </w:rPr>
+        <w:t>orders</w:t>
+      </w:r>
+      <w:r>
+        <w:t xml:space="preserve">; the dashboard's </w:t>
+      </w:r>
+      <w:r>
+        <w:rPr>
+          <w:i/>
+        </w:rPr>
+        <w:t>Logs and Kubernetes events</w:t>
+      </w:r>
+      <w:r>
+        <w:t xml:space="preserve"> row shows the error lines and warnings for that minute, next to the graphs.</w:t>
       </w:r>
     </w:p>
     <w:tbl>
@@ -6559,7 +6706,7 @@
               <w:t>Note:</w:t>
             </w:r>
             <w:r>
-              <w:t xml:space="preserve"> Fluent Bit turns dots in field names into underscores, so you search </w:t>
+              <w:t xml:space="preserve"> the </w:t>
             </w:r>
             <w:r>
               <w:rPr>
@@ -6567,10 +6714,10 @@
                 <w:color w:val="B3261E"/>
                 <w:sz w:val="19"/>
               </w:rPr>
-              <w:t>log_level</w:t>
-            </w:r>
-            <w:r>
-              <w:t xml:space="preserve"> and </w:t>
+              <w:t>level</w:t>
+            </w:r>
+            <w:r>
+              <w:t xml:space="preserve"> label comes from the JSON line: the Go, Rust and Python services write </w:t>
             </w:r>
             <w:r>
               <w:rPr>
@@ -6578,10 +6725,10 @@
                 <w:color w:val="B3261E"/>
                 <w:sz w:val="19"/>
               </w:rPr>
-              <w:t>service_name</w:t>
-            </w:r>
-            <w:r>
-              <w:t xml:space="preserve">. </w:t>
+              <w:t>log.level</w:t>
+            </w:r>
+            <w:r>
+              <w:t xml:space="preserve">, the Java service writes </w:t>
             </w:r>
             <w:r>
               <w:rPr>
@@ -6589,10 +6736,10 @@
                 <w:color w:val="B3261E"/>
                 <w:sz w:val="19"/>
               </w:rPr>
-              <w:t>kubernetes.container_name</w:t>
-            </w:r>
-            <w:r>
-              <w:t xml:space="preserve"> (added by Fluent Bit) works for every service, including Java, whose logs are nested differently.</w:t>
+              <w:t>{"log": {"level": ...}}</w:t>
+            </w:r>
+            <w:r>
+              <w:t>; Alloy reads both and stores the level in lower case.</w:t>
             </w:r>
           </w:p>
         </w:tc>
